--- a/biblioteca/ciencia-tecnologia-laticinios/05_APOSTILA_ACESSIVEL.docx
+++ b/biblioteca/ciencia-tecnologia-laticinios/05_APOSTILA_ACESSIVEL.docx
@@ -168,6 +168,12 @@
           <w:t xml:space="preserve">Abrir o jogo</w:t>
         </w:r>
       </w:hyperlink>
+    </w:p>
+    <w:p>
+      <w:pPr>
+        <w:pStyle w:val="BodyText"/>
+      </w:pPr>
+      <w:hyperlink w:anchor="Xfa7fc509ecd600cbb3e7acd674a8c166007d7e3"/>
     </w:p>
     <w:p>
       <w:pPr>
@@ -226,6 +232,12 @@
     </w:p>
     <w:p>
       <w:pPr>
+        <w:pStyle w:val="BodyText"/>
+      </w:pPr>
+      <w:hyperlink w:anchor="X48f23493b121f7d9ea2f4e1a7ac8a363b615cce"/>
+    </w:p>
+    <w:p>
+      <w:pPr>
         <w:pStyle w:val="CaptionedFigure"/>
       </w:pPr>
       <w:r>
@@ -281,6 +293,12 @@
     </w:p>
     <w:p>
       <w:pPr>
+        <w:pStyle w:val="BodyText"/>
+      </w:pPr>
+      <w:hyperlink w:anchor="Xfea2b12bf79c781b8815fda175fb630100cd458"/>
+    </w:p>
+    <w:p>
+      <w:pPr>
         <w:pStyle w:val="CaptionedFigure"/>
       </w:pPr>
       <w:r>
@@ -336,6 +354,12 @@
     </w:p>
     <w:p>
       <w:pPr>
+        <w:pStyle w:val="BodyText"/>
+      </w:pPr>
+      <w:hyperlink w:anchor="X71af2abab14af55679acbe72997bbb1051f7676"/>
+    </w:p>
+    <w:p>
+      <w:pPr>
         <w:pStyle w:val="CaptionedFigure"/>
       </w:pPr>
       <w:r>
@@ -391,6 +415,12 @@
     </w:p>
     <w:p>
       <w:pPr>
+        <w:pStyle w:val="BodyText"/>
+      </w:pPr>
+      <w:hyperlink w:anchor="X87cb7816c5246fb4dc74cfad68a787ac43bc175"/>
+    </w:p>
+    <w:p>
+      <w:pPr>
         <w:pStyle w:val="CaptionedFigure"/>
       </w:pPr>
       <w:r>
@@ -4350,7 +4380,33 @@
               <w:jc w:val="left"/>
             </w:pPr>
             <w:r>
-              <w:t xml:space="preserve">"integral de f" (área/acumulado)</w:t>
+              <w:t xml:space="preserve">"integral indefinida de f": família de antiderivadas</w:t>
+            </w:r>
+          </w:p>
+        </w:tc>
+      </w:tr>
+      <w:tr>
+        <w:tc>
+          <w:tcPr/>
+          <w:p>
+            <w:pPr>
+              <w:pStyle w:val="Compact"/>
+              <w:jc w:val="left"/>
+            </w:pPr>
+            <w:r>
+              <w:t xml:space="preserve">∫_a^b f(x) dx</w:t>
+            </w:r>
+          </w:p>
+        </w:tc>
+        <w:tc>
+          <w:tcPr/>
+          <w:p>
+            <w:pPr>
+              <w:pStyle w:val="Compact"/>
+              <w:jc w:val="left"/>
+            </w:pPr>
+            <w:r>
+              <w:t xml:space="preserve">"integral definida de a até b": acumulado líquido</w:t>
             </w:r>
           </w:p>
         </w:tc>
@@ -8250,73 +8306,19 @@
         <w:t xml:space="preserve"> </w:t>
       </w:r>
       <w:r>
-        <w:t xml:space="preserve">Limite responde:</w:t>
-      </w:r>
-      <w:r>
-        <w:t xml:space="preserve"> </w:t>
-      </w:r>
-      <w:r>
-        <w:rPr>
-          <w:iCs/>
-          <w:i/>
-        </w:rPr>
-        <w:t xml:space="preserve">"quando a</w:t>
-      </w:r>
-      <w:r>
-        <w:rPr>
-          <w:iCs/>
-          <w:i/>
-        </w:rPr>
-        <w:t xml:space="preserve"> </w:t>
-      </w:r>
-      <w:r>
-        <w:rPr>
-          <w:iCs/>
-          <w:i/>
-        </w:rPr>
-        <w:t xml:space="preserve">variável se aproxima de um valor (ou vai para o infinito), para onde a</w:t>
-      </w:r>
-      <w:r>
-        <w:rPr>
-          <w:iCs/>
-          <w:i/>
-        </w:rPr>
-        <w:t xml:space="preserve"> </w:t>
-      </w:r>
-      <w:r>
-        <w:rPr>
-          <w:iCs/>
-          <w:i/>
-        </w:rPr>
-        <w:t xml:space="preserve">função se aproxima?"</w:t>
-      </w:r>
-      <w:r>
-        <w:t xml:space="preserve"> </w:t>
-      </w:r>
-      <w:r>
-        <w:t xml:space="preserve">Não é onde ela</w:t>
-      </w:r>
-      <w:r>
-        <w:t xml:space="preserve"> </w:t>
-      </w:r>
-      <w:r>
-        <w:rPr>
-          <w:bCs/>
-          <w:b/>
-        </w:rPr>
-        <w:t xml:space="preserve">chega</w:t>
-      </w:r>
-      <w:r>
-        <w:t xml:space="preserve"> </w:t>
-      </w:r>
-      <w:r>
-        <w:t xml:space="preserve">— é para</w:t>
-      </w:r>
-      <w:r>
-        <w:t xml:space="preserve"> </w:t>
-      </w:r>
-      <w:r>
-        <w:t xml:space="preserve">onde a</w:t>
+        <w:t xml:space="preserve">Limite responde: quando a</w:t>
+      </w:r>
+      <w:r>
+        <w:t xml:space="preserve"> </w:t>
+      </w:r>
+      <w:r>
+        <w:t xml:space="preserve">variável se aproxima de um valor — ou cresce sem limite — para qual</w:t>
+      </w:r>
+      <w:r>
+        <w:t xml:space="preserve"> </w:t>
+      </w:r>
+      <w:r>
+        <w:t xml:space="preserve">valor a função se aproxima? Um limite descreve uma</w:t>
       </w:r>
       <w:r>
         <w:t xml:space="preserve"> </w:t>
@@ -8329,16 +8331,46 @@
         <w:t xml:space="preserve">tendência</w:t>
       </w:r>
       <w:r>
-        <w:t xml:space="preserve"> </w:t>
-      </w:r>
-      <w:r>
-        <w:t xml:space="preserve">aponta. Notação: lim (x→a) f(x) =</w:t>
-      </w:r>
-      <w:r>
-        <w:t xml:space="preserve"> </w:t>
-      </w:r>
-      <w:r>
-        <w:t xml:space="preserve">L.</w:t>
+        <w:t xml:space="preserve">, não um instante do processo. O valor no</w:t>
+      </w:r>
+      <w:r>
+        <w:t xml:space="preserve"> </w:t>
+      </w:r>
+      <w:r>
+        <w:t xml:space="preserve">ponto, quando existe, é</w:t>
+      </w:r>
+      <w:r>
+        <w:t xml:space="preserve"> </w:t>
+      </w:r>
+      <w:r>
+        <w:rPr>
+          <w:rStyle w:val="VerbatimChar"/>
+        </w:rPr>
+        <w:t xml:space="preserve">f(a)</w:t>
+      </w:r>
+      <w:r>
+        <w:t xml:space="preserve"> </w:t>
+      </w:r>
+      <w:r>
+        <w:t xml:space="preserve">e deve ser analisado</w:t>
+      </w:r>
+      <w:r>
+        <w:t xml:space="preserve"> </w:t>
+      </w:r>
+      <w:r>
+        <w:t xml:space="preserve">separadamente. Notação:</w:t>
+      </w:r>
+      <w:r>
+        <w:t xml:space="preserve"> </w:t>
+      </w:r>
+      <w:r>
+        <w:rPr>
+          <w:rStyle w:val="VerbatimChar"/>
+        </w:rPr>
+        <w:t xml:space="preserve">lim (x→a) f(x) = L</w:t>
+      </w:r>
+      <w:r>
+        <w:t xml:space="preserve">.</w:t>
       </w:r>
     </w:p>
     <w:p>
@@ -8362,25 +8394,35 @@
         <w:t xml:space="preserve"> </w:t>
       </w:r>
       <w:r>
-        <w:t xml:space="preserve">aproximam de um estado final: leite resfriando tende à temperatura da</w:t>
-      </w:r>
-      <w:r>
-        <w:t xml:space="preserve"> </w:t>
-      </w:r>
-      <w:r>
-        <w:t xml:space="preserve">câmara; contagem residual tende a zero; pH tende a um teto. Saber ler</w:t>
-      </w:r>
-      <w:r>
-        <w:t xml:space="preserve"> </w:t>
-      </w:r>
-      <w:r>
-        <w:t xml:space="preserve">"tendência" evita o erro clássico de dizer que "a temperatura chega a 22</w:t>
-      </w:r>
-      <w:r>
-        <w:t xml:space="preserve"> </w:t>
-      </w:r>
-      <w:r>
-        <w:t xml:space="preserve">°C em tempo finito".</w:t>
+        <w:t xml:space="preserve">aproximam de estados finais: o leite resfriando tende à temperatura da</w:t>
+      </w:r>
+      <w:r>
+        <w:t xml:space="preserve"> </w:t>
+      </w:r>
+      <w:r>
+        <w:t xml:space="preserve">câmara e a contagem residual tende a zero. Ler essa</w:t>
+      </w:r>
+      <w:r>
+        <w:t xml:space="preserve"> </w:t>
+      </w:r>
+      <w:r>
+        <w:rPr>
+          <w:bCs/>
+          <w:b/>
+        </w:rPr>
+        <w:t xml:space="preserve">tendência</w:t>
+      </w:r>
+      <w:r>
+        <w:t xml:space="preserve"> </w:t>
+      </w:r>
+      <w:r>
+        <w:t xml:space="preserve">evita dizer que a temperatura chega a 22 °C</w:t>
+      </w:r>
+      <w:r>
+        <w:t xml:space="preserve"> </w:t>
+      </w:r>
+      <w:r>
+        <w:t xml:space="preserve">em um instante finito do modelo.</w:t>
       </w:r>
     </w:p>
     <w:p>
@@ -13045,7 +13087,7 @@
         <w:pStyle w:val="FirstParagraph"/>
       </w:pPr>
       <w:r>
-        <w:t xml:space="preserve">Gabarito do guia U1</w:t>
+        <w:t xml:space="preserve">Gabarito do guia (abrir depois de tentar)</w:t>
       </w:r>
     </w:p>
     <w:p>
@@ -18295,7 +18337,7 @@
         <w:pStyle w:val="FirstParagraph"/>
       </w:pPr>
       <w:r>
-        <w:t xml:space="preserve">Gabarito do guia U2</w:t>
+        <w:t xml:space="preserve">Gabarito do guia (abrir depois de tentar)</w:t>
       </w:r>
     </w:p>
     <w:p>
@@ -19862,34 +19904,62 @@
         <w:t xml:space="preserve">quadrado</w:t>
       </w:r>
       <w:r>
-        <w:t xml:space="preserve">). A'' = −2 &lt; 0 → máximo. Área =</w:t>
-      </w:r>
-      <w:r>
-        <w:t xml:space="preserve"> </w:t>
-      </w:r>
-      <w:r>
-        <w:rPr>
-          <w:bCs/>
-          <w:b/>
-        </w:rPr>
-        <w:t xml:space="preserve">100</w:t>
-      </w:r>
-      <w:r>
-        <w:rPr>
-          <w:bCs/>
-          <w:b/>
-        </w:rPr>
-        <w:t xml:space="preserve"> </w:t>
-      </w:r>
-      <w:r>
-        <w:rPr>
-          <w:bCs/>
-          <w:b/>
-        </w:rPr>
-        <w:t xml:space="preserve">m²</w:t>
-      </w:r>
-      <w:r>
-        <w:t xml:space="preserve">. Conferência: 5 → 75; 10 → 100; 15 → 75 .</w:t>
+        <w:t xml:space="preserve">). Como</w:t>
+      </w:r>
+      <w:r>
+        <w:t xml:space="preserve"> </w:t>
+      </w:r>
+      <w:r>
+        <w:rPr>
+          <w:rStyle w:val="VerbatimChar"/>
+        </w:rPr>
+        <w:t xml:space="preserve">A''(x) = −2 &lt; 0</w:t>
+      </w:r>
+      <w:r>
+        <w:t xml:space="preserve">, o</w:t>
+      </w:r>
+      <w:r>
+        <w:t xml:space="preserve"> </w:t>
+      </w:r>
+      <w:r>
+        <w:t xml:space="preserve">gráfico é côncavo para baixo; junto com</w:t>
+      </w:r>
+      <w:r>
+        <w:t xml:space="preserve"> </w:t>
+      </w:r>
+      <w:r>
+        <w:rPr>
+          <w:rStyle w:val="VerbatimChar"/>
+        </w:rPr>
+        <w:t xml:space="preserve">A'(10) = 0</w:t>
+      </w:r>
+      <w:r>
+        <w:t xml:space="preserve">, o teste</w:t>
+      </w:r>
+      <w:r>
+        <w:t xml:space="preserve"> </w:t>
+      </w:r>
+      <w:r>
+        <w:t xml:space="preserve">confirma um máximo. Área =</w:t>
+      </w:r>
+      <w:r>
+        <w:t xml:space="preserve"> </w:t>
+      </w:r>
+      <w:r>
+        <w:rPr>
+          <w:bCs/>
+          <w:b/>
+        </w:rPr>
+        <w:t xml:space="preserve">100 m²</w:t>
+      </w:r>
+      <w:r>
+        <w:t xml:space="preserve">. Conferência: 5 → 75;</w:t>
+      </w:r>
+      <w:r>
+        <w:t xml:space="preserve"> </w:t>
+      </w:r>
+      <w:r>
+        <w:t xml:space="preserve">10 → 100; 15 → 75 .</w:t>
       </w:r>
     </w:p>
     <w:p>
@@ -21211,7 +21281,7 @@
           <w:iCs/>
           <w:i/>
         </w:rPr>
-        <w:t xml:space="preserve">pico da curva A(x); tangente horizontal = derivada zero classificada</w:t>
+        <w:t xml:space="preserve">pico da curva A(x). No ponto crítico,</w:t>
       </w:r>
       <w:r>
         <w:rPr>
@@ -21222,10 +21292,53 @@
       </w:r>
       <w:r>
         <w:rPr>
+          <w:rStyle w:val="VerbatimChar"/>
           <w:iCs/>
           <w:i/>
         </w:rPr>
-        <w:t xml:space="preserve">como máximo.</w:t>
+        <w:t xml:space="preserve">A''&lt;0</w:t>
+      </w:r>
+      <w:r>
+        <w:rPr>
+          <w:iCs/>
+          <w:i/>
+        </w:rPr>
+        <w:t xml:space="preserve"> </w:t>
+      </w:r>
+      <w:r>
+        <w:rPr>
+          <w:iCs/>
+          <w:i/>
+        </w:rPr>
+        <w:t xml:space="preserve">indica</w:t>
+      </w:r>
+      <w:r>
+        <w:rPr>
+          <w:iCs/>
+          <w:i/>
+        </w:rPr>
+        <w:t xml:space="preserve"> </w:t>
+      </w:r>
+      <w:r>
+        <w:rPr>
+          <w:iCs/>
+          <w:i/>
+        </w:rPr>
+        <w:t xml:space="preserve">concavidade para baixo e ajuda a classificar o ponto como</w:t>
+      </w:r>
+      <w:r>
+        <w:rPr>
+          <w:iCs/>
+          <w:i/>
+        </w:rPr>
+        <w:t xml:space="preserve"> </w:t>
+      </w:r>
+      <w:r>
+        <w:rPr>
+          <w:iCs/>
+          <w:i/>
+        </w:rPr>
+        <w:t xml:space="preserve">máximo.</w:t>
       </w:r>
     </w:p>
     <w:p>
@@ -22491,7 +22604,7 @@
         <w:pStyle w:val="FirstParagraph"/>
       </w:pPr>
       <w:r>
-        <w:t xml:space="preserve">Gabarito do guia U3</w:t>
+        <w:t xml:space="preserve">Gabarito do guia (abrir depois de tentar)</w:t>
       </w:r>
     </w:p>
     <w:p>
@@ -23002,7 +23115,16 @@
               <w:jc w:val="left"/>
             </w:pPr>
             <w:r>
-              <w:t xml:space="preserve">Definida F(b) − F(a)</w:t>
+              <w:t xml:space="preserve">Definida</w:t>
+            </w:r>
+            <w:r>
+              <w:t xml:space="preserve"> </w:t>
+            </w:r>
+            <w:r>
+              <w:rPr>
+                <w:rStyle w:val="VerbatimChar"/>
+              </w:rPr>
+              <w:t xml:space="preserve">F(b) − F(a)</w:t>
             </w:r>
           </w:p>
         </w:tc>
@@ -23014,7 +23136,7 @@
               <w:jc w:val="left"/>
             </w:pPr>
             <w:r>
-              <w:t xml:space="preserve">"Soma das fatias = área"</w:t>
+              <w:t xml:space="preserve">"Acumulado líquido; área quando a taxa é ≥ 0"</w:t>
             </w:r>
           </w:p>
         </w:tc>
@@ -23274,21 +23396,83 @@
         <w:t xml:space="preserve"> </w:t>
       </w:r>
       <w:r>
-        <w:t xml:space="preserve">Antiderivada: F tal que F' = f.</w:t>
-      </w:r>
-      <w:r>
-        <w:t xml:space="preserve"> </w:t>
-      </w:r>
-      <w:r>
-        <w:t xml:space="preserve">∫ f(x) dx = F(x) + C. O</w:t>
-      </w:r>
-      <w:r>
-        <w:t xml:space="preserve"> </w:t>
-      </w:r>
-      <w:r>
-        <w:rPr>
-          <w:bCs/>
-          <w:b/>
+        <w:t xml:space="preserve">Antiderivada: uma função</w:t>
+      </w:r>
+      <w:r>
+        <w:t xml:space="preserve"> </w:t>
+      </w:r>
+      <w:r>
+        <w:rPr>
+          <w:rStyle w:val="VerbatimChar"/>
+        </w:rPr>
+        <w:t xml:space="preserve">F</w:t>
+      </w:r>
+      <w:r>
+        <w:t xml:space="preserve"> </w:t>
+      </w:r>
+      <w:r>
+        <w:t xml:space="preserve">tal que</w:t>
+      </w:r>
+      <w:r>
+        <w:t xml:space="preserve"> </w:t>
+      </w:r>
+      <w:r>
+        <w:rPr>
+          <w:rStyle w:val="VerbatimChar"/>
+        </w:rPr>
+        <w:t xml:space="preserve">F' = f</w:t>
+      </w:r>
+      <w:r>
+        <w:t xml:space="preserve">. A integral indefinida</w:t>
+      </w:r>
+      <w:r>
+        <w:t xml:space="preserve"> </w:t>
+      </w:r>
+      <w:r>
+        <w:rPr>
+          <w:rStyle w:val="VerbatimChar"/>
+        </w:rPr>
+        <w:t xml:space="preserve">∫ f(x) dx = F(x) + C</w:t>
+      </w:r>
+      <w:r>
+        <w:t xml:space="preserve"> </w:t>
+      </w:r>
+      <w:r>
+        <w:t xml:space="preserve">devolve uma</w:t>
+      </w:r>
+      <w:r>
+        <w:t xml:space="preserve"> </w:t>
+      </w:r>
+      <w:r>
+        <w:rPr>
+          <w:bCs/>
+          <w:b/>
+        </w:rPr>
+        <w:t xml:space="preserve">família de</w:t>
+      </w:r>
+      <w:r>
+        <w:rPr>
+          <w:bCs/>
+          <w:b/>
+        </w:rPr>
+        <w:t xml:space="preserve"> </w:t>
+      </w:r>
+      <w:r>
+        <w:rPr>
+          <w:bCs/>
+          <w:b/>
+        </w:rPr>
+        <w:t xml:space="preserve">funções</w:t>
+      </w:r>
+      <w:r>
+        <w:t xml:space="preserve">, não um único total. O</w:t>
+      </w:r>
+      <w:r>
+        <w:t xml:space="preserve"> </w:t>
+      </w:r>
+      <w:r>
+        <w:rPr>
+          <w:rStyle w:val="VerbatimChar"/>
         </w:rPr>
         <w:t xml:space="preserve">+ C</w:t>
       </w:r>
@@ -23296,13 +23480,13 @@
         <w:t xml:space="preserve"> </w:t>
       </w:r>
       <w:r>
-        <w:t xml:space="preserve">existe porque muitas</w:t>
-      </w:r>
-      <w:r>
-        <w:t xml:space="preserve"> </w:t>
-      </w:r>
-      <w:r>
-        <w:t xml:space="preserve">funções derivam igual.</w:t>
+        <w:t xml:space="preserve">existe porque</w:t>
+      </w:r>
+      <w:r>
+        <w:t xml:space="preserve"> </w:t>
+      </w:r>
+      <w:r>
+        <w:t xml:space="preserve">várias funções têm a mesma derivada.</w:t>
       </w:r>
     </w:p>
     <w:p>
@@ -23320,59 +23504,25 @@
         <w:t xml:space="preserve"> </w:t>
       </w:r>
       <w:r>
-        <w:t xml:space="preserve">Se você sabe</w:t>
-      </w:r>
-      <w:r>
-        <w:t xml:space="preserve"> </w:t>
-      </w:r>
-      <w:r>
-        <w:rPr>
-          <w:iCs/>
-          <w:i/>
-        </w:rPr>
-        <w:t xml:space="preserve">quão</w:t>
-      </w:r>
-      <w:r>
-        <w:rPr>
-          <w:iCs/>
-          <w:i/>
-        </w:rPr>
-        <w:t xml:space="preserve"> </w:t>
-      </w:r>
-      <w:r>
-        <w:rPr>
-          <w:iCs/>
-          <w:i/>
-        </w:rPr>
-        <w:t xml:space="preserve">rápido</w:t>
-      </w:r>
-      <w:r>
-        <w:t xml:space="preserve"> </w:t>
-      </w:r>
-      <w:r>
-        <w:t xml:space="preserve">muda (kW, g/h), a integral devolve</w:t>
-      </w:r>
-      <w:r>
-        <w:t xml:space="preserve"> </w:t>
-      </w:r>
-      <w:r>
-        <w:rPr>
-          <w:iCs/>
-          <w:i/>
-        </w:rPr>
-        <w:t xml:space="preserve">quanto mudou</w:t>
-      </w:r>
-      <w:r>
-        <w:t xml:space="preserve"> </w:t>
-      </w:r>
-      <w:r>
-        <w:t xml:space="preserve">—</w:t>
-      </w:r>
-      <w:r>
-        <w:t xml:space="preserve"> </w:t>
-      </w:r>
-      <w:r>
-        <w:t xml:space="preserve">energia, acidez, massa.</w:t>
+        <w:t xml:space="preserve">Uma taxa de kW integrada no</w:t>
+      </w:r>
+      <w:r>
+        <w:t xml:space="preserve"> </w:t>
+      </w:r>
+      <w:r>
+        <w:t xml:space="preserve">tempo dá energia em kWh; uma taxa em g/h integrada no tempo dá massa em</w:t>
+      </w:r>
+      <w:r>
+        <w:t xml:space="preserve"> </w:t>
+      </w:r>
+      <w:r>
+        <w:t xml:space="preserve">g. A integral indefinida recupera a função; a definida fornece o total</w:t>
+      </w:r>
+      <w:r>
+        <w:t xml:space="preserve"> </w:t>
+      </w:r>
+      <w:r>
+        <w:t xml:space="preserve">entre dois instantes.</w:t>
       </w:r>
     </w:p>
     <w:p>
@@ -26439,7 +26589,7 @@
         <w:pStyle w:val="FirstParagraph"/>
       </w:pPr>
       <w:r>
-        <w:t xml:space="preserve">Gabarito do guia U4</w:t>
+        <w:t xml:space="preserve">Gabarito do guia (abrir depois de tentar)</w:t>
       </w:r>
     </w:p>
     <w:p>
@@ -27290,13 +27440,25 @@
         <w:t xml:space="preserve"> </w:t>
       </w:r>
       <w:r>
-        <w:t xml:space="preserve">Taxa → total somando fatias:</w:t>
-      </w:r>
-      <w:r>
-        <w:t xml:space="preserve"> </w:t>
-      </w:r>
-      <w:r>
-        <w:t xml:space="preserve">retângulos finos → integral definida = área.</w:t>
+        <w:t xml:space="preserve">A integral definida soma fatias</w:t>
+      </w:r>
+      <w:r>
+        <w:t xml:space="preserve"> </w:t>
+      </w:r>
+      <w:r>
+        <w:t xml:space="preserve">e devolve o acumulado entre dois instantes. Quando a taxa é não</w:t>
+      </w:r>
+      <w:r>
+        <w:t xml:space="preserve"> </w:t>
+      </w:r>
+      <w:r>
+        <w:t xml:space="preserve">negativa, o acumulado coincide com a área sob a curva; se a taxa ficar</w:t>
+      </w:r>
+      <w:r>
+        <w:t xml:space="preserve"> </w:t>
+      </w:r>
+      <w:r>
+        <w:t xml:space="preserve">negativa, o resultado é o saldo líquido.</w:t>
       </w:r>
     </w:p>
     <w:p>
@@ -29619,13 +29781,76 @@
         <w:t xml:space="preserve"> </w:t>
       </w:r>
       <w:r>
-        <w:t xml:space="preserve">Fermentação fictícia N' = 0,5N, N(0) =</w:t>
-      </w:r>
-      <w:r>
-        <w:t xml:space="preserve"> </w:t>
-      </w:r>
-      <w:r>
-        <w:t xml:space="preserve">200. Quando N = 1600? (dica: quantas dobras?).</w:t>
+        <w:t xml:space="preserve">Fermentação fictícia</w:t>
+      </w:r>
+      <w:r>
+        <w:t xml:space="preserve"> </w:t>
+      </w:r>
+      <w:r>
+        <w:rPr>
+          <w:rStyle w:val="VerbatimChar"/>
+        </w:rPr>
+        <w:t xml:space="preserve">N' = (0,5 h⁻¹)N</w:t>
+      </w:r>
+      <w:r>
+        <w:t xml:space="preserve">, com</w:t>
+      </w:r>
+      <w:r>
+        <w:t xml:space="preserve"> </w:t>
+      </w:r>
+      <w:r>
+        <w:rPr>
+          <w:rStyle w:val="VerbatimChar"/>
+        </w:rPr>
+        <w:t xml:space="preserve">N(0) = 200</w:t>
+      </w:r>
+      <w:r>
+        <w:t xml:space="preserve"> </w:t>
+      </w:r>
+      <w:r>
+        <w:t xml:space="preserve">UFC/mL,</w:t>
+      </w:r>
+      <w:r>
+        <w:t xml:space="preserve"> </w:t>
+      </w:r>
+      <w:r>
+        <w:rPr>
+          <w:rStyle w:val="VerbatimChar"/>
+        </w:rPr>
+        <w:t xml:space="preserve">t</w:t>
+      </w:r>
+      <w:r>
+        <w:t xml:space="preserve"> </w:t>
+      </w:r>
+      <w:r>
+        <w:t xml:space="preserve">em h e</w:t>
+      </w:r>
+      <w:r>
+        <w:t xml:space="preserve"> </w:t>
+      </w:r>
+      <w:r>
+        <w:rPr>
+          <w:rStyle w:val="VerbatimChar"/>
+        </w:rPr>
+        <w:t xml:space="preserve">t ≥ 0</w:t>
+      </w:r>
+      <w:r>
+        <w:t xml:space="preserve">. Quando</w:t>
+      </w:r>
+      <w:r>
+        <w:t xml:space="preserve"> </w:t>
+      </w:r>
+      <w:r>
+        <w:rPr>
+          <w:rStyle w:val="VerbatimChar"/>
+        </w:rPr>
+        <w:t xml:space="preserve">N = 1600</w:t>
+      </w:r>
+      <w:r>
+        <w:t xml:space="preserve"> </w:t>
+      </w:r>
+      <w:r>
+        <w:t xml:space="preserve">UFC/mL? (Dica: quantas dobras?)</w:t>
       </w:r>
     </w:p>
     <w:p>
@@ -29810,41 +30035,44 @@
         <w:t xml:space="preserve">T(6)−T(0), variação total</w:t>
       </w:r>
       <w:r>
-        <w:t xml:space="preserve">. T6: 8=2³ →</w:t>
-      </w:r>
-      <w:r>
-        <w:t xml:space="preserve"> </w:t>
-      </w:r>
-      <w:r>
-        <w:rPr>
-          <w:bCs/>
-          <w:b/>
-        </w:rPr>
-        <w:t xml:space="preserve">3</w:t>
-      </w:r>
-      <w:r>
-        <w:rPr>
-          <w:bCs/>
-          <w:b/>
-        </w:rPr>
-        <w:t xml:space="preserve"> </w:t>
-      </w:r>
-      <w:r>
-        <w:rPr>
-          <w:bCs/>
-          <w:b/>
-        </w:rPr>
-        <w:t xml:space="preserve">dobras</w:t>
-      </w:r>
-      <w:r>
-        <w:t xml:space="preserve">; t=3·ln2/0,5≈</w:t>
-      </w:r>
-      <w:r>
-        <w:rPr>
-          <w:bCs/>
-          <w:b/>
-        </w:rPr>
-        <w:t xml:space="preserve">4,16</w:t>
+        <w:t xml:space="preserve">. T6:</w:t>
+      </w:r>
+      <w:r>
+        <w:t xml:space="preserve"> </w:t>
+      </w:r>
+      <w:r>
+        <w:rPr>
+          <w:rStyle w:val="VerbatimChar"/>
+        </w:rPr>
+        <w:t xml:space="preserve">1600/200 = 8 = 2³</w:t>
+      </w:r>
+      <w:r>
+        <w:t xml:space="preserve"> </w:t>
+      </w:r>
+      <w:r>
+        <w:t xml:space="preserve">→</w:t>
+      </w:r>
+      <w:r>
+        <w:t xml:space="preserve"> </w:t>
+      </w:r>
+      <w:r>
+        <w:rPr>
+          <w:bCs/>
+          <w:b/>
+        </w:rPr>
+        <w:t xml:space="preserve">3 dobras</w:t>
+      </w:r>
+      <w:r>
+        <w:t xml:space="preserve">;</w:t>
+      </w:r>
+      <w:r>
+        <w:t xml:space="preserve"> </w:t>
+      </w:r>
+      <w:r>
+        <w:rPr>
+          <w:rStyle w:val="VerbatimChar"/>
+        </w:rPr>
+        <w:t xml:space="preserve">t = 3·ln2/0,5 ≈ 4,16 h</w:t>
       </w:r>
       <w:r>
         <w:t xml:space="preserve">. T7:</w:t>
@@ -29857,21 +30085,21 @@
           <w:bCs/>
           <w:b/>
         </w:rPr>
-        <w:t xml:space="preserve">limite,</w:t>
-      </w:r>
-      <w:r>
-        <w:rPr>
-          <w:bCs/>
-          <w:b/>
-        </w:rPr>
-        <w:t xml:space="preserve"> </w:t>
-      </w:r>
-      <w:r>
-        <w:rPr>
-          <w:bCs/>
-          <w:b/>
-        </w:rPr>
-        <w:t xml:space="preserve">derivada, integral, EDO</w:t>
+        <w:t xml:space="preserve">limite, derivada,</w:t>
+      </w:r>
+      <w:r>
+        <w:rPr>
+          <w:bCs/>
+          <w:b/>
+        </w:rPr>
+        <w:t xml:space="preserve"> </w:t>
+      </w:r>
+      <w:r>
+        <w:rPr>
+          <w:bCs/>
+          <w:b/>
+        </w:rPr>
+        <w:t xml:space="preserve">integral, EDO</w:t>
       </w:r>
       <w:r>
         <w:t xml:space="preserve">; confira frase + unidade.</w:t>
@@ -30788,7 +31016,7 @@
         <w:pStyle w:val="FirstParagraph"/>
       </w:pPr>
       <w:r>
-        <w:t xml:space="preserve">Gabarito do guia U5</w:t>
+        <w:t xml:space="preserve">Gabarito do guia (abrir depois de tentar)</w:t>
       </w:r>
     </w:p>
     <w:p>
@@ -34633,10 +34861,25 @@
         <w:t xml:space="preserve">A''(x)=−2&lt;0</w:t>
       </w:r>
       <w:r>
-        <w:t xml:space="preserve"> </w:t>
-      </w:r>
-      <w:r>
-        <w:t xml:space="preserve">m, esse ponto é</w:t>
+        <w:t xml:space="preserve">, a curva é</w:t>
+      </w:r>
+      <w:r>
+        <w:t xml:space="preserve"> </w:t>
+      </w:r>
+      <w:r>
+        <w:t xml:space="preserve">côncava para baixo; junto de</w:t>
+      </w:r>
+      <w:r>
+        <w:t xml:space="preserve"> </w:t>
+      </w:r>
+      <w:r>
+        <w:rPr>
+          <w:rStyle w:val="VerbatimChar"/>
+        </w:rPr>
+        <w:t xml:space="preserve">A'(1,2)=0</w:t>
+      </w:r>
+      <w:r>
+        <w:t xml:space="preserve">, o teste confirma um</w:t>
       </w:r>
       <w:r>
         <w:t xml:space="preserve"> </w:t>
@@ -34685,13 +34928,31 @@
         <w:t xml:space="preserve"> </w:t>
       </w:r>
       <w:r>
-        <w:t xml:space="preserve">largura são iguais, 1,2 m por 1,2 m, coerente com os dois valores</w:t>
-      </w:r>
-      <w:r>
-        <w:t xml:space="preserve"> </w:t>
-      </w:r>
-      <w:r>
-        <w:t xml:space="preserve">menores da tabela.</w:t>
+        <w:t xml:space="preserve">largura são iguais, 1,2 m por 1,2 m. O valor central da tabela,</w:t>
+      </w:r>
+      <w:r>
+        <w:t xml:space="preserve"> </w:t>
+      </w:r>
+      <w:r>
+        <w:rPr>
+          <w:rStyle w:val="VerbatimChar"/>
+        </w:rPr>
+        <w:t xml:space="preserve">1,44 m²</w:t>
+      </w:r>
+      <w:r>
+        <w:t xml:space="preserve">, é maior que os dois valores simétricos de</w:t>
+      </w:r>
+      <w:r>
+        <w:t xml:space="preserve"> </w:t>
+      </w:r>
+      <w:r>
+        <w:rPr>
+          <w:rStyle w:val="VerbatimChar"/>
+        </w:rPr>
+        <w:t xml:space="preserve">1,08 m²</w:t>
+      </w:r>
+      <w:r>
+        <w:t xml:space="preserve">.</w:t>
       </w:r>
     </w:p>
     <w:p>
@@ -37080,7 +37341,7 @@
         <w:rPr>
           <w:rStyle w:val="VerbatimChar"/>
         </w:rPr>
-        <w:t xml:space="preserve">R(20)≈133,1</w:t>
+        <w:t xml:space="preserve">R(20)≈147,2</w:t>
       </w:r>
       <w:r>
         <w:t xml:space="preserve"> </w:t>
@@ -37095,7 +37356,7 @@
         <w:rPr>
           <w:rStyle w:val="VerbatimChar"/>
         </w:rPr>
-        <w:t xml:space="preserve">R(40)≈44,3</w:t>
+        <w:t xml:space="preserve">R(40)≈54,1</w:t>
       </w:r>
       <w:r>
         <w:t xml:space="preserve"> </w:t>
@@ -37299,13 +37560,13 @@
         <w:t xml:space="preserve"> </w:t>
       </w:r>
       <w:r>
-        <w:t xml:space="preserve">min. Em 20 min</w:t>
-      </w:r>
-      <w:r>
-        <w:t xml:space="preserve"> </w:t>
-      </w:r>
-      <w:r>
-        <w:t xml:space="preserve">a razão é</w:t>
+        <w:t xml:space="preserve">min. Em 20</w:t>
+      </w:r>
+      <w:r>
+        <w:t xml:space="preserve"> </w:t>
+      </w:r>
+      <w:r>
+        <w:t xml:space="preserve">min,</w:t>
       </w:r>
       <w:r>
         <w:t xml:space="preserve"> </w:t>
@@ -37314,16 +37575,13 @@
         <w:rPr>
           <w:rStyle w:val="VerbatimChar"/>
         </w:rPr>
-        <w:t xml:space="preserve">e^(−1)≈0,368</w:t>
-      </w:r>
-      <w:r>
-        <w:t xml:space="preserve">, compatível com 133,1/400; em 40 min</w:t>
-      </w:r>
-      <w:r>
-        <w:t xml:space="preserve"> </w:t>
-      </w:r>
-      <w:r>
-        <w:t xml:space="preserve">é</w:t>
+        <w:t xml:space="preserve">R(20)=400e^(−1)≈147,2</w:t>
+      </w:r>
+      <w:r>
+        <w:t xml:space="preserve"> </w:t>
+      </w:r>
+      <w:r>
+        <w:t xml:space="preserve">U/mL. Em 40 min,</w:t>
       </w:r>
       <w:r>
         <w:t xml:space="preserve"> </w:t>
@@ -37332,10 +37590,13 @@
         <w:rPr>
           <w:rStyle w:val="VerbatimChar"/>
         </w:rPr>
-        <w:t xml:space="preserve">e^(−2)≈0,135</w:t>
-      </w:r>
-      <w:r>
-        <w:t xml:space="preserve">, compatível com 44,3/400.</w:t>
+        <w:t xml:space="preserve">R(40)=400e^(−2)≈54,1</w:t>
+      </w:r>
+      <w:r>
+        <w:t xml:space="preserve"> </w:t>
+      </w:r>
+      <w:r>
+        <w:t xml:space="preserve">U/mL.</w:t>
       </w:r>
     </w:p>
     <w:p>
@@ -39764,19 +40025,13 @@
         <w:rPr>
           <w:rStyle w:val="VerbatimChar"/>
         </w:rPr>
-        <w:t xml:space="preserve">d(pH)/dt=0,1</w:t>
-      </w:r>
-      <w:r>
-        <w:t xml:space="preserve"> </w:t>
-      </w:r>
-      <w:r>
-        <w:t xml:space="preserve">unidade por minuto (descrito didaticamente</w:t>
-      </w:r>
-      <w:r>
-        <w:t xml:space="preserve"> </w:t>
-      </w:r>
-      <w:r>
-        <w:t xml:space="preserve">como 0,10 unidade de pH por minuto).</w:t>
+        <w:t xml:space="preserve">d(pH)/dt=0,10</w:t>
+      </w:r>
+      <w:r>
+        <w:t xml:space="preserve"> </w:t>
+      </w:r>
+      <w:r>
+        <w:t xml:space="preserve">unidade de pH por minuto.</w:t>
       </w:r>
     </w:p>
     <w:p>
@@ -42547,13 +42802,13 @@
         <w:t xml:space="preserve"> </w:t>
       </w:r>
       <w:r>
-        <w:t xml:space="preserve">diferenças finitas e teste de</w:t>
-      </w:r>
-      <w:r>
-        <w:t xml:space="preserve"> </w:t>
-      </w:r>
-      <w:r>
-        <w:t xml:space="preserve">coerência.</w:t>
+        <w:t xml:space="preserve">diferenças finitas e ajuste linear</w:t>
+      </w:r>
+      <w:r>
+        <w:t xml:space="preserve"> </w:t>
+      </w:r>
+      <w:r>
+        <w:t xml:space="preserve">pelos mínimos quadrados.</w:t>
       </w:r>
     </w:p>
     <w:p>
@@ -42626,7 +42881,13 @@
         <w:t xml:space="preserve">−0,20</w:t>
       </w:r>
       <w:r>
-        <w:t xml:space="preserve">; elas não são constantes. Um modelo linear</w:t>
+        <w:t xml:space="preserve">; elas não são constantes. O ajuste linear pelos</w:t>
+      </w:r>
+      <w:r>
+        <w:t xml:space="preserve"> </w:t>
+      </w:r>
+      <w:r>
+        <w:t xml:space="preserve">mínimos quadrados é</w:t>
       </w:r>
       <w:r>
         <w:t xml:space="preserve"> </w:t>
@@ -42635,13 +42896,10 @@
         <w:rPr>
           <w:rStyle w:val="VerbatimChar"/>
         </w:rPr>
-        <w:t xml:space="preserve">pH=6,50−0,125t</w:t>
-      </w:r>
-      <w:r>
-        <w:t xml:space="preserve"> </w:t>
-      </w:r>
-      <w:r>
-        <w:t xml:space="preserve">explica a queda média, mas em</w:t>
+        <w:t xml:space="preserve">pH(t)≈6,625−(0,125 h⁻¹)t</w:t>
+      </w:r>
+      <w:r>
+        <w:t xml:space="preserve">, com</w:t>
       </w:r>
       <w:r>
         <w:t xml:space="preserve"> </w:t>
@@ -42650,19 +42908,73 @@
         <w:rPr>
           <w:rStyle w:val="VerbatimChar"/>
         </w:rPr>
-        <w:t xml:space="preserve">t=2,6</w:t>
-      </w:r>
-      <w:r>
-        <w:t xml:space="preserve"> </w:t>
-      </w:r>
-      <w:r>
-        <w:t xml:space="preserve">prevê 6,175, enquanto o valor da tabela é 6,35, com</w:t>
-      </w:r>
-      <w:r>
-        <w:t xml:space="preserve"> </w:t>
-      </w:r>
-      <w:r>
-        <w:t xml:space="preserve">erro de aproximadamente −0,175 unidade de pH.</w:t>
+        <w:t xml:space="preserve">t</w:t>
+      </w:r>
+      <w:r>
+        <w:t xml:space="preserve"> </w:t>
+      </w:r>
+      <w:r>
+        <w:t xml:space="preserve">em horas. Em</w:t>
+      </w:r>
+      <w:r>
+        <w:t xml:space="preserve"> </w:t>
+      </w:r>
+      <w:r>
+        <w:rPr>
+          <w:rStyle w:val="VerbatimChar"/>
+        </w:rPr>
+        <w:t xml:space="preserve">t = 2,6</w:t>
+      </w:r>
+      <w:r>
+        <w:t xml:space="preserve"> </w:t>
+      </w:r>
+      <w:r>
+        <w:t xml:space="preserve">h, o ajuste prevê</w:t>
+      </w:r>
+      <w:r>
+        <w:t xml:space="preserve"> </w:t>
+      </w:r>
+      <w:r>
+        <w:rPr>
+          <w:rStyle w:val="VerbatimChar"/>
+        </w:rPr>
+        <w:t xml:space="preserve">6,30</w:t>
+      </w:r>
+      <w:r>
+        <w:t xml:space="preserve">; o valor observado é</w:t>
+      </w:r>
+      <w:r>
+        <w:t xml:space="preserve"> </w:t>
+      </w:r>
+      <w:r>
+        <w:rPr>
+          <w:rStyle w:val="VerbatimChar"/>
+        </w:rPr>
+        <w:t xml:space="preserve">6,35</w:t>
+      </w:r>
+      <w:r>
+        <w:t xml:space="preserve">, então o</w:t>
+      </w:r>
+      <w:r>
+        <w:t xml:space="preserve"> </w:t>
+      </w:r>
+      <w:r>
+        <w:t xml:space="preserve">resíduo observado − previsto é</w:t>
+      </w:r>
+      <w:r>
+        <w:t xml:space="preserve"> </w:t>
+      </w:r>
+      <w:r>
+        <w:rPr>
+          <w:rStyle w:val="VerbatimChar"/>
+        </w:rPr>
+        <w:t xml:space="preserve">+0,05</w:t>
+      </w:r>
+      <w:r>
+        <w:t xml:space="preserve"> </w:t>
+      </w:r>
+      <w:r>
+        <w:t xml:space="preserve">unidade de pH.</w:t>
       </w:r>
     </w:p>
     <w:p>
